--- a/sample_docs/sample1.docx
+++ b/sample_docs/sample1.docx
@@ -12,7 +12,7 @@
     </w:p>
     <w:p>
       <w:r>
-        <w:t>Dear Mr. John Murphy, thank you for your FOI request. We have your details on file: date of birth 12/03/1985, PPS number 1234567AB, phone 087 123 4567, email john.murphy@example.com, address 14 Oak Road, Santry, Dublin 9.</w:t>
+        <w:t>Dear Mr. Fred Banda, thank you for your FOI request. We have your details on file: date of birth 12/03/1985, PPS number 1234567AB, phone 087 123 4567, email fred.banda@example.com, address 14 Oak Road, Santry, Dublin 9.</w:t>
       </w:r>
     </w:p>
     <w:sectPr>

--- a/sample_docs/sample1.docx
+++ b/sample_docs/sample1.docx
@@ -12,7 +12,7 @@
     </w:p>
     <w:p>
       <w:r>
-        <w:t>Dear Mr. Fred Banda, thank you for your FOI request. We have your details on file: date of birth 12/03/1985, PPS number 1234567AB, phone 087 123 4567, email fred.banda@example.com, address 14 Oak Road, Santry, Dublin 9.</w:t>
+        <w:t>Dear Mr. John Murphy, thank you for your FOI request. We have your details on file: date of birth 12/03/1985, PPS number 1234567AB, phone 087 123 4567, email john.murphy@example.com, address 14 Oak Road, Santry, Dublin 9.</w:t>
       </w:r>
     </w:p>
     <w:sectPr>
